--- a/ind/docx/01.content.docx
+++ b/ind/docx/01.content.docx
@@ -24512,19 +24512,7 @@
         <w:rPr>
           <w:lang w:val="id_ID" w:bidi="id_ID"/>
         </w:rPr>
-        <w:t xml:space="preserve">). Dilihat dari kronologi dalam naskah Ibrani, keluarga tersebut pindah ke Mesir sekitar tahun 1876 SM, dan keluar dari Mesir terjadi sekitar tahun 1446 SM (meskipun banyak ahli yang memperkirakan peristiwa keluaran itu terjadi belakangan, sekitar tahun 1270 SM; lihat </w:t>
-      </w:r>
-      <w:r>
-        <w:rPr>
-          <w:lang w:val="id_ID" w:bidi="id_ID"/>
-        </w:rPr>
-        <w:t>Pengantar Kitab Keluaran</w:t>
-      </w:r>
-      <w:r>
-        <w:rPr>
-          <w:lang w:val="id_ID" w:bidi="id_ID"/>
-        </w:rPr>
-        <w:t>, “Waktu Terjadinya Keluaran”).</w:t>
+        <w:t>). Dilihat dari kronologi dalam naskah Ibrani, keluarga tersebut pindah ke Mesir sekitar tahun 1876 SM, dan keluar dari Mesir terjadi sekitar tahun 1446 SM (meskipun banyak ahli yang memperkirakan peristiwa keluaran itu terjadi belakangan, sekitar tahun 1270 SM; lihat Pengantar Kitab Keluaran, “Waktu Terjadinya Keluaran”).</w:t>
       </w:r>
       <w:r>
         <w:rPr>
@@ -35391,19 +35379,7 @@
         <w:rPr>
           <w:lang w:val="id_ID" w:bidi="id_ID"/>
         </w:rPr>
-        <w:t xml:space="preserve">), yang sesuai dengan susunan sastra Kitab Kejadian (lihat </w:t>
-      </w:r>
-      <w:r>
-        <w:rPr>
-          <w:lang w:val="id_ID" w:bidi="id_ID"/>
-        </w:rPr>
-        <w:t>Pendahuluan Kitab Kejadian</w:t>
-      </w:r>
-      <w:r>
-        <w:rPr>
-          <w:lang w:val="id_ID" w:bidi="id_ID"/>
-        </w:rPr>
-        <w:t xml:space="preserve">, "Ringkasan"). </w:t>
+        <w:t xml:space="preserve">), yang sesuai dengan susunan sastra Kitab Kejadian (lihat Pendahuluan Kitab Kejadian, "Ringkasan"). </w:t>
       </w:r>
       <w:r>
         <w:rPr>
@@ -47473,19 +47449,7 @@
         <w:rPr>
           <w:lang w:val="id_ID" w:bidi="id_ID"/>
         </w:rPr>
-        <w:t xml:space="preserve">sampai sekarang: Tampaknya ini adalah tambahan yang ditulis belakangan oleh seseorang yang tinggal di negeri itu setelah penaklukan Kanaan dan memberikan petunjuk arah ke kubur tersebut (lihat </w:t>
-      </w:r>
-      <w:r>
-        <w:rPr>
-          <w:lang w:val="id_ID" w:bidi="id_ID"/>
-        </w:rPr>
-        <w:t>Pengantar Kitab Kejadian</w:t>
-      </w:r>
-      <w:r>
-        <w:rPr>
-          <w:lang w:val="id_ID" w:bidi="id_ID"/>
-        </w:rPr>
-        <w:t>, "Komposisi").</w:t>
+        <w:t>sampai sekarang: Tampaknya ini adalah tambahan yang ditulis belakangan oleh seseorang yang tinggal di negeri itu setelah penaklukan Kanaan dan memberikan petunjuk arah ke kubur tersebut (lihat Pengantar Kitab Kejadian, "Komposisi").</w:t>
       </w:r>
       <w:r>
         <w:rPr>
@@ -57556,19 +57520,7 @@
         <w:rPr>
           <w:lang w:val="id_ID" w:bidi="id_ID"/>
         </w:rPr>
-        <w:t>Ketujuh puluh orang itu mencakup Yusuf, Efraim, Manasye, dan Yakub. Tujuh puluh juga merupakan angka simbolis untuk kesempurnaan atau penyelesaian (lihat Catatan Tema "</w:t>
-      </w:r>
-      <w:r>
-        <w:rPr>
-          <w:lang w:val="id_ID" w:bidi="id_ID"/>
-        </w:rPr>
-        <w:t>Angka Simbolis</w:t>
-      </w:r>
-      <w:r>
-        <w:rPr>
-          <w:lang w:val="id_ID" w:bidi="id_ID"/>
-        </w:rPr>
-        <w:t xml:space="preserve">"). Dari ketujuh puluh orang ini (yaitu, seluruh Israel) akan bertumbuh bangsa Israel yang akan memberkati ketujuh puluh bangsa (yaitu, semua bangsa) di dunia (lihat </w:t>
+        <w:t xml:space="preserve">Ketujuh puluh orang itu mencakup Yusuf, Efraim, Manasye, dan Yakub. Tujuh puluh juga merupakan angka simbolis untuk kesempurnaan atau penyelesaian (lihat Catatan Tema "Angka Simbolis"). Dari ketujuh puluh orang ini (yaitu, seluruh Israel) akan bertumbuh bangsa Israel yang akan memberkati ketujuh puluh bangsa (yaitu, semua bangsa) di dunia (lihat </w:t>
       </w:r>
       <w:r>
         <w:rPr>
@@ -58851,19 +58803,7 @@
         <w:rPr>
           <w:lang w:val="id_ID" w:bidi="id_ID"/>
         </w:rPr>
-        <w:t xml:space="preserve">Tangan kanan adalah untuk kepala anak sulung, dan Yakub dengan sengaja memberikan posisi itu kepada anak bungsunya. Pola itu diikuti selama empat generasi berturut-turut: Ishak di atas Ismael, Yakub di atas Esau, Yusuf di atas Ruben, dan Efraim di atas Manasye. Bertahun-tahun kemudian, Efraim menjadi suku terkemuka di kerajaan utara, lebih unggul daripada suku Manasye. Seluruh kerajaan utara Israel kadang-kadang disebut Efraim (lihat catatan studi pada </w:t>
-      </w:r>
-      <w:r>
-        <w:rPr>
-          <w:lang w:val="id_ID" w:bidi="id_ID"/>
-        </w:rPr>
-        <w:t>2Taw. 28:12</w:t>
-      </w:r>
-      <w:r>
-        <w:rPr>
-          <w:lang w:val="id_ID" w:bidi="id_ID"/>
-        </w:rPr>
-        <w:t xml:space="preserve">; </w:t>
+        <w:t xml:space="preserve">Tangan kanan adalah untuk kepala anak sulung, dan Yakub dengan sengaja memberikan posisi itu kepada anak bungsunya. Pola itu diikuti selama empat generasi berturut-turut: Ishak di atas Ismael, Yakub di atas Esau, Yusuf di atas Ruben, dan Efraim di atas Manasye. Bertahun-tahun kemudian, Efraim menjadi suku terkemuka di kerajaan utara, lebih unggul daripada suku Manasye. Seluruh kerajaan utara Israel kadang-kadang disebut Efraim (lihat catatan studi pada 2Taw. 28:12; </w:t>
       </w:r>
       <w:r>
         <w:rPr>
